--- a/docs/case-study/SkyBook-Case-Study-Recruiter.docx
+++ b/docs/case-study/SkyBook-Case-Study-Recruiter.docx
@@ -36,7 +36,7 @@
     </w:p>
     <w:p>
       <w:pPr>
-        <w:spacing w:after="240" w:before="0" w:line="290"/>
+        <w:spacing w:after="40" w:before="0" w:line="290"/>
         <w:jc w:val="left"/>
       </w:pPr>
       <w:r>
@@ -47,6 +47,23 @@
           <w:szCs w:val="20"/>
         </w:rPr>
         <w:t xml:space="preserve">Recruiter edition — the 12-page summary of a 68-page engineering case study</w:t>
+      </w:r>
+    </w:p>
+    <w:p>
+      <w:pPr>
+        <w:spacing w:after="220" w:before="0" w:line="290"/>
+        <w:jc w:val="left"/>
+      </w:pPr>
+      <w:r>
+        <w:rPr>
+          <w:rFonts w:ascii="Calibri" w:cs="Calibri" w:eastAsia="Calibri" w:hAnsi="Calibri"/>
+          <w:b/>
+          <w:bCs/>
+          <w:color w:val="12212E"/>
+          <w:sz w:val="20"/>
+          <w:szCs w:val="20"/>
+        </w:rPr>
+        <w:t xml:space="preserve">Author: Praveenreddy Somireddy</w:t>
       </w:r>
     </w:p>
     <w:p>
@@ -561,7 +578,7 @@
                 <w:sz w:val="19"/>
                 <w:szCs w:val="19"/>
               </w:rPr>
-              <w:t xml:space="preserve">Role</w:t>
+              <w:t xml:space="preserve">Author</w:t>
             </w:r>
           </w:p>
         </w:tc>
@@ -588,7 +605,7 @@
                 <w:sz w:val="19"/>
                 <w:szCs w:val="19"/>
               </w:rPr>
-              <w:t xml:space="preserve">Solo: requirements, architecture, backend, frontend, testing, CI/CD, cloud, documentation. Built using AI-assisted development tooling, with every decision and merge owned by the author</w:t>
+              <w:t xml:space="preserve">Praveenreddy Somireddy - solo: requirements, architecture, backend, frontend, testing, CI/CD, cloud deployment and documentation, every decision and merge owned end to end</w:t>
             </w:r>
           </w:p>
         </w:tc>
@@ -613,7 +630,7 @@
       <w:pPr>
         <w:spacing w:after="90"/>
       </w:pPr>
-      <w:hyperlink w:history="1" r:id="rIdmsgb_quk5dyooca30iby9">
+      <w:hyperlink w:history="1" r:id="rIdrkkozf4glj3bux_8a3bkd">
         <w:r>
           <w:rPr>
             <w:rFonts w:ascii="Calibri" w:cs="Calibri" w:eastAsia="Calibri" w:hAnsi="Calibri"/>
@@ -630,7 +647,7 @@
       <w:pPr>
         <w:spacing w:after="90"/>
       </w:pPr>
-      <w:hyperlink w:history="1" r:id="rIdusduewziwpckug5lir_ky">
+      <w:hyperlink w:history="1" r:id="rIdr3xcw3eei3tkazj1ru2ye">
         <w:r>
           <w:rPr>
             <w:rFonts w:ascii="Calibri" w:cs="Calibri" w:eastAsia="Calibri" w:hAnsi="Calibri"/>

--- a/docs/case-study/SkyBook-Case-Study-Recruiter.docx
+++ b/docs/case-study/SkyBook-Case-Study-Recruiter.docx
@@ -46,7 +46,7 @@
           <w:sz w:val="20"/>
           <w:szCs w:val="20"/>
         </w:rPr>
-        <w:t xml:space="preserve">Recruiter edition — the 12-page summary of a 68-page engineering case study</w:t>
+        <w:t xml:space="preserve">Recruiter edition — an 11-page summary of the full engineering case study</w:t>
       </w:r>
     </w:p>
     <w:p>
@@ -213,7 +213,7 @@
                 <w:sz w:val="19"/>
                 <w:szCs w:val="19"/>
               </w:rPr>
-              <w:t xml:space="preserve">A working airline: anonymous search, real seat maps, payment, confirmation email, check-in, scannable boarding pass, cancellations with fare-rule refunds, an admin console</w:t>
+              <w:t xml:space="preserve">A working airline-reservation platform: anonymous search, real seat maps, payment, confirmation email, check-in, scannable boarding pass, cancellations with fare-rule refunds, an admin console</w:t>
             </w:r>
           </w:p>
         </w:tc>
@@ -493,7 +493,7 @@
                 <w:sz w:val="19"/>
                 <w:szCs w:val="19"/>
               </w:rPr>
-              <w:t xml:space="preserve">A real promotion ladder: LOCAL &gt; DEV &gt; SIT &gt; QA &gt; PERF &gt; UAT &gt; STAGING &gt; PROD, plus a weekly disaster-recovery drill that restores and verifies row counts</w:t>
+              <w:t xml:space="preserve">A real promotion ladder: LOCAL &gt; DEV &gt; SIT &gt; QA &gt; PERF &gt; UAT &gt; STAGING &gt; PROD, plus a scheduled weekly disaster-recovery drill - the first full destroy-and-restore cycle passed on 4 August 2026</w:t>
             </w:r>
           </w:p>
         </w:tc>
@@ -630,7 +630,7 @@
       <w:pPr>
         <w:spacing w:after="90"/>
       </w:pPr>
-      <w:hyperlink w:history="1" r:id="rIdrkkozf4glj3bux_8a3bkd">
+      <w:hyperlink w:history="1" r:id="rIdo6zluthneqqwqhznw0o-w">
         <w:r>
           <w:rPr>
             <w:rFonts w:ascii="Calibri" w:cs="Calibri" w:eastAsia="Calibri" w:hAnsi="Calibri"/>
@@ -647,7 +647,7 @@
       <w:pPr>
         <w:spacing w:after="90"/>
       </w:pPr>
-      <w:hyperlink w:history="1" r:id="rIdr3xcw3eei3tkazj1ru2ye">
+      <w:hyperlink w:history="1" r:id="rIdjy12yzci-hkpq6qdg1hlw">
         <w:r>
           <w:rPr>
             <w:rFonts w:ascii="Calibri" w:cs="Calibri" w:eastAsia="Calibri" w:hAnsi="Calibri"/>
@@ -722,7 +722,7 @@
       <w:r>
         <w:drawing>
           <wp:inline distT="0" distB="0" distL="0" distR="0">
-            <wp:extent cx="6305550" cy="3619500"/>
+            <wp:extent cx="6581775" cy="3771900"/>
             <wp:effectExtent t="0" r="0" b="0" l="0"/>
             <wp:docPr id="1" name="" descr="" title=""/>
             <wp:cNvGraphicFramePr>
@@ -747,7 +747,7 @@
                   <pic:spPr bwMode="auto">
                     <a:xfrm>
                       <a:off x="0" y="0"/>
-                      <a:ext cx="6305550" cy="3619500"/>
+                      <a:ext cx="6581775" cy="3771900"/>
                     </a:xfrm>
                     <a:prstGeom prst="rect">
                       <a:avLst/>
@@ -785,7 +785,7 @@
       <w:r>
         <w:drawing>
           <wp:inline distT="0" distB="0" distL="0" distR="0">
-            <wp:extent cx="6305550" cy="6534150"/>
+            <wp:extent cx="6581775" cy="6819900"/>
             <wp:effectExtent t="0" r="0" b="0" l="0"/>
             <wp:docPr id="1" name="" descr="" title=""/>
             <wp:cNvGraphicFramePr>
@@ -810,7 +810,7 @@
                   <pic:spPr bwMode="auto">
                     <a:xfrm>
                       <a:off x="0" y="0"/>
-                      <a:ext cx="6305550" cy="6534150"/>
+                      <a:ext cx="6581775" cy="6819900"/>
                     </a:xfrm>
                     <a:prstGeom prst="rect">
                       <a:avLst/>
@@ -837,7 +837,7 @@
           <w:sz w:val="18"/>
           <w:szCs w:val="18"/>
         </w:rPr>
-        <w:t xml:space="preserve">Eight applications over one database instance (six schemas) and one event bus. Every service owns its data; nothing reaches another service's tables.</w:t>
+        <w:t xml:space="preserve">Eight applications over one PostgreSQL instance hosting six service-owned databases, and one event bus. Every service owns its data; nothing reaches another service's tables.</w:t>
       </w:r>
     </w:p>
     <w:p>
@@ -885,7 +885,7 @@
       <w:r>
         <w:drawing>
           <wp:inline distT="0" distB="0" distL="0" distR="0">
-            <wp:extent cx="6305550" cy="4257675"/>
+            <wp:extent cx="6581775" cy="4448175"/>
             <wp:effectExtent t="0" r="0" b="0" l="0"/>
             <wp:docPr id="1" name="" descr="" title=""/>
             <wp:cNvGraphicFramePr>
@@ -910,7 +910,7 @@
                   <pic:spPr bwMode="auto">
                     <a:xfrm>
                       <a:off x="0" y="0"/>
-                      <a:ext cx="6305550" cy="4257675"/>
+                      <a:ext cx="6581775" cy="4448175"/>
                     </a:xfrm>
                     <a:prstGeom prst="rect">
                       <a:avLst/>
@@ -970,7 +970,7 @@
       <w:r>
         <w:drawing>
           <wp:inline distT="0" distB="0" distL="0" distR="0">
-            <wp:extent cx="6305550" cy="3657600"/>
+            <wp:extent cx="6581775" cy="3819525"/>
             <wp:effectExtent t="0" r="0" b="0" l="0"/>
             <wp:docPr id="1" name="" descr="" title=""/>
             <wp:cNvGraphicFramePr>
@@ -995,7 +995,7 @@
                   <pic:spPr bwMode="auto">
                     <a:xfrm>
                       <a:off x="0" y="0"/>
-                      <a:ext cx="6305550" cy="3657600"/>
+                      <a:ext cx="6581775" cy="3819525"/>
                     </a:xfrm>
                     <a:prstGeom prst="rect">
                       <a:avLst/>
@@ -1165,7 +1165,7 @@
                 <w:sz w:val="19"/>
                 <w:szCs w:val="19"/>
               </w:rPr>
-              <w:t xml:space="preserve">1,722 tests, zero failures</w:t>
+              <w:t xml:space="preserve">1,722 backend test executions, zero failures</w:t>
             </w:r>
           </w:p>
         </w:tc>
@@ -1416,7 +1416,7 @@
                 <w:sz w:val="19"/>
                 <w:szCs w:val="19"/>
               </w:rPr>
-              <w:t xml:space="preserve">Weekly drill: back up, destroy the database volume, restore, verify 1,336,748 rows against the manifest - drilled live on 4 Aug</w:t>
+              <w:t xml:space="preserve">Scheduled weekly drill - first full cycle passed 4 Aug 2026: back up, destroy the database volume, restore, verify 1,336,748 rows against the manifest</w:t>
             </w:r>
           </w:p>
         </w:tc>
@@ -1508,7 +1508,7 @@
       <w:r>
         <w:drawing>
           <wp:inline distT="0" distB="0" distL="0" distR="0">
-            <wp:extent cx="5848350" cy="4067175"/>
+            <wp:extent cx="6496050" cy="4505325"/>
             <wp:effectExtent t="0" r="0" b="0" l="0"/>
             <wp:docPr id="1" name="" descr="" title=""/>
             <wp:cNvGraphicFramePr>
@@ -1533,7 +1533,7 @@
                   <pic:spPr bwMode="auto">
                     <a:xfrm>
                       <a:off x="0" y="0"/>
-                      <a:ext cx="5848350" cy="4067175"/>
+                      <a:ext cx="6496050" cy="4505325"/>
                     </a:xfrm>
                     <a:prstGeom prst="rect">
                       <a:avLst/>
@@ -1639,7 +1639,7 @@
       <w:r>
         <w:drawing>
           <wp:inline distT="0" distB="0" distL="0" distR="0">
-            <wp:extent cx="5848350" cy="4495800"/>
+            <wp:extent cx="6496050" cy="4991100"/>
             <wp:effectExtent t="0" r="0" b="0" l="0"/>
             <wp:docPr id="1" name="" descr="" title=""/>
             <wp:cNvGraphicFramePr>
@@ -1664,7 +1664,7 @@
                   <pic:spPr bwMode="auto">
                     <a:xfrm>
                       <a:off x="0" y="0"/>
-                      <a:ext cx="5848350" cy="4495800"/>
+                      <a:ext cx="6496050" cy="4991100"/>
                     </a:xfrm>
                     <a:prstGeom prst="rect">
                       <a:avLst/>
@@ -2198,7 +2198,7 @@
           <w:sz w:val="21"/>
           <w:szCs w:val="21"/>
         </w:rPr>
-        <w:t xml:space="preserve">The full 68-page engineering edition covers the architecture, the saga, pricing and refunds, check-in, the delivery history commit by commit, testing, defects and lessons, the data model, and six appendices - traceability, API contracts, security operations, screens, roadmap, glossary.</w:t>
+        <w:t xml:space="preserve">The full engineering edition covers the architecture, the saga, pricing and refunds, check-in, the delivery history commit by commit, testing, defects and lessons, the data model, and six appendices - traceability, API contracts, security operations, screens, roadmap, glossary.</w:t>
       </w:r>
     </w:p>
     <w:sectPr>

--- a/docs/case-study/SkyBook-Case-Study-Recruiter.docx
+++ b/docs/case-study/SkyBook-Case-Study-Recruiter.docx
@@ -1508,7 +1508,7 @@
       <w:r>
         <w:drawing>
           <wp:inline distT="0" distB="0" distL="0" distR="0">
-            <wp:extent cx="6496050" cy="4505325"/>
+            <wp:extent cx="6496050" cy="4511146"/>
             <wp:effectExtent t="0" r="0" b="0" l="0"/>
             <wp:docPr id="1" name="" descr="" title=""/>
             <wp:cNvGraphicFramePr>
@@ -1533,7 +1533,7 @@
                   <pic:spPr bwMode="auto">
                     <a:xfrm>
                       <a:off x="0" y="0"/>
-                      <a:ext cx="6496050" cy="4505325"/>
+                      <a:ext cx="6496050" cy="4511146"/>
                     </a:xfrm>
                     <a:prstGeom prst="rect">
                       <a:avLst/>
@@ -1571,7 +1571,7 @@
       <w:r>
         <w:drawing>
           <wp:inline distT="0" distB="0" distL="0" distR="0">
-            <wp:extent cx="4324350" cy="7867650"/>
+            <wp:extent cx="4324350" cy="7948996"/>
             <wp:effectExtent t="0" r="0" b="0" l="0"/>
             <wp:docPr id="1" name="" descr="" title=""/>
             <wp:cNvGraphicFramePr>
@@ -1596,7 +1596,7 @@
                   <pic:spPr bwMode="auto">
                     <a:xfrm>
                       <a:off x="0" y="0"/>
-                      <a:ext cx="4324350" cy="7867650"/>
+                      <a:ext cx="4324350" cy="7948996"/>
                     </a:xfrm>
                     <a:prstGeom prst="rect">
                       <a:avLst/>
@@ -1639,7 +1639,7 @@
       <w:r>
         <w:drawing>
           <wp:inline distT="0" distB="0" distL="0" distR="0">
-            <wp:extent cx="6496050" cy="4991100"/>
+            <wp:extent cx="6496050" cy="5084061"/>
             <wp:effectExtent t="0" r="0" b="0" l="0"/>
             <wp:docPr id="1" name="" descr="" title=""/>
             <wp:cNvGraphicFramePr>
@@ -1664,7 +1664,7 @@
                   <pic:spPr bwMode="auto">
                     <a:xfrm>
                       <a:off x="0" y="0"/>
-                      <a:ext cx="6496050" cy="4991100"/>
+                      <a:ext cx="6496050" cy="5084061"/>
                     </a:xfrm>
                     <a:prstGeom prst="rect">
                       <a:avLst/>
@@ -1702,7 +1702,7 @@
       <w:r>
         <w:drawing>
           <wp:inline distT="0" distB="0" distL="0" distR="0">
-            <wp:extent cx="5133975" cy="7867650"/>
+            <wp:extent cx="5133975" cy="7939835"/>
             <wp:effectExtent t="0" r="0" b="0" l="0"/>
             <wp:docPr id="1" name="" descr="" title=""/>
             <wp:cNvGraphicFramePr>
@@ -1727,7 +1727,7 @@
                   <pic:spPr bwMode="auto">
                     <a:xfrm>
                       <a:off x="0" y="0"/>
-                      <a:ext cx="5133975" cy="7867650"/>
+                      <a:ext cx="5133975" cy="7939835"/>
                     </a:xfrm>
                     <a:prstGeom prst="rect">
                       <a:avLst/>
